--- a/2학기_프로젝트실습/MOCA_프로젝트_기능명세서_완성본.docx
+++ b/2학기_프로젝트실습/MOCA_프로젝트_기능명세서_완성본.docx
@@ -3875,7 +3875,6 @@
         </w:tc>
       </w:tr>
     </w:tbl>
-    <w:p/>
     <w:p>
       <w:r>
         <w:rPr>
@@ -3885,11 +3884,6 @@
       </w:r>
       <w:r>
         <w:t>입력·처리·출력·예외·완료 기준이 모두 작성되었는지 확인</w:t>
-      </w:r>
-    </w:p>
-    <w:p>
-      <w:r>
-        <w:br w:type="page"/>
       </w:r>
     </w:p>
     <w:p>
@@ -4840,133 +4834,133 @@
     <w:lsdException w:name="heading 7" w:uiPriority="9" w:qFormat="1"/>
     <w:lsdException w:name="heading 8" w:uiPriority="9" w:qFormat="1"/>
     <w:lsdException w:name="heading 9" w:uiPriority="9" w:qFormat="1"/>
-    <w:lsdException w:name="toc 1" w:uiPriority="135"/>
-    <w:lsdException w:name="toc 2" w:uiPriority="135"/>
-    <w:lsdException w:name="toc 3" w:uiPriority="135"/>
-    <w:lsdException w:name="toc 4" w:uiPriority="135"/>
-    <w:lsdException w:name="toc 5" w:uiPriority="135"/>
-    <w:lsdException w:name="toc 6" w:uiPriority="135"/>
-    <w:lsdException w:name="toc 7" w:uiPriority="135"/>
-    <w:lsdException w:name="toc 8" w:uiPriority="135"/>
-    <w:lsdException w:name="toc 9" w:uiPriority="135"/>
-    <w:lsdException w:name="caption" w:uiPriority="131" w:qFormat="1"/>
-    <w:lsdException w:name="Title" w:semiHidden="0" w:uiPriority="34" w:unhideWhenUsed="0" w:qFormat="1"/>
+    <w:lsdException w:name="toc 1" w:uiPriority="309"/>
+    <w:lsdException w:name="toc 2" w:uiPriority="309"/>
+    <w:lsdException w:name="toc 3" w:uiPriority="309"/>
+    <w:lsdException w:name="toc 4" w:uiPriority="309"/>
+    <w:lsdException w:name="toc 5" w:uiPriority="309"/>
+    <w:lsdException w:name="toc 6" w:uiPriority="309"/>
+    <w:lsdException w:name="toc 7" w:uiPriority="309"/>
+    <w:lsdException w:name="toc 8" w:uiPriority="309"/>
+    <w:lsdException w:name="toc 9" w:uiPriority="309"/>
+    <w:lsdException w:name="caption" w:uiPriority="305" w:qFormat="1"/>
+    <w:lsdException w:name="Title" w:semiHidden="0" w:uiPriority="52" w:unhideWhenUsed="0" w:qFormat="1"/>
     <w:lsdException w:name="Default Paragraph Font" w:uiPriority="1"/>
-    <w:lsdException w:name="Subtitle" w:semiHidden="0" w:uiPriority="35" w:unhideWhenUsed="0" w:qFormat="1"/>
-    <w:lsdException w:name="Strong" w:semiHidden="0" w:uiPriority="82" w:unhideWhenUsed="0" w:qFormat="1"/>
-    <w:lsdException w:name="Emphasis" w:semiHidden="0" w:uiPriority="80" w:unhideWhenUsed="0" w:qFormat="1"/>
-    <w:lsdException w:name="Table Grid" w:semiHidden="0" w:uiPriority="311" w:unhideWhenUsed="0"/>
+    <w:lsdException w:name="Subtitle" w:semiHidden="0" w:uiPriority="53" w:unhideWhenUsed="0" w:qFormat="1"/>
+    <w:lsdException w:name="Strong" w:semiHidden="0" w:uiPriority="130" w:unhideWhenUsed="0" w:qFormat="1"/>
+    <w:lsdException w:name="Emphasis" w:semiHidden="0" w:uiPriority="128" w:unhideWhenUsed="0" w:qFormat="1"/>
+    <w:lsdException w:name="Table Grid" w:semiHidden="0" w:uiPriority="785" w:unhideWhenUsed="0"/>
     <w:lsdException w:name="Placeholder Text" w:unhideWhenUsed="0"/>
     <w:lsdException w:name="No Spacing" w:semiHidden="0" w:uiPriority="1" w:unhideWhenUsed="0" w:qFormat="1"/>
-    <w:lsdException w:name="Light Shading" w:semiHidden="0" w:uiPriority="336" w:unhideWhenUsed="0"/>
-    <w:lsdException w:name="Light List" w:semiHidden="0" w:uiPriority="337" w:unhideWhenUsed="0"/>
-    <w:lsdException w:name="Light Grid" w:semiHidden="0" w:uiPriority="338" w:unhideWhenUsed="0"/>
-    <w:lsdException w:name="Medium Shading 1" w:semiHidden="0" w:uiPriority="339" w:unhideWhenUsed="0"/>
-    <w:lsdException w:name="Medium Shading 2" w:semiHidden="0" w:uiPriority="598" w:unhideWhenUsed="0"/>
-    <w:lsdException w:name="Medium List 1" w:semiHidden="0" w:uiPriority="599" w:unhideWhenUsed="0"/>
-    <w:lsdException w:name="Medium List 2" w:semiHidden="0" w:uiPriority="600" w:unhideWhenUsed="0"/>
-    <w:lsdException w:name="Medium Grid 1" w:semiHidden="0" w:uiPriority="601" w:unhideWhenUsed="0"/>
-    <w:lsdException w:name="Medium Grid 2" w:semiHidden="0" w:uiPriority="608" w:unhideWhenUsed="0"/>
-    <w:lsdException w:name="Medium Grid 3" w:semiHidden="0" w:uiPriority="609" w:unhideWhenUsed="0"/>
-    <w:lsdException w:name="Dark List" w:semiHidden="0" w:uiPriority="628" w:unhideWhenUsed="0"/>
-    <w:lsdException w:name="Colorful Shading" w:semiHidden="0" w:uiPriority="629" w:unhideWhenUsed="0"/>
-    <w:lsdException w:name="Colorful List" w:semiHidden="0" w:uiPriority="630" w:unhideWhenUsed="0"/>
-    <w:lsdException w:name="Colorful Grid" w:semiHidden="0" w:uiPriority="631" w:unhideWhenUsed="0"/>
-    <w:lsdException w:name="Light Shading Accent 1" w:semiHidden="0" w:uiPriority="336" w:unhideWhenUsed="0"/>
-    <w:lsdException w:name="Light List Accent 1" w:semiHidden="0" w:uiPriority="337" w:unhideWhenUsed="0"/>
-    <w:lsdException w:name="Light Grid Accent 1" w:semiHidden="0" w:uiPriority="338" w:unhideWhenUsed="0"/>
-    <w:lsdException w:name="Medium Shading 1 Accent 1" w:semiHidden="0" w:uiPriority="339" w:unhideWhenUsed="0"/>
-    <w:lsdException w:name="Medium Shading 2 Accent 1" w:semiHidden="0" w:uiPriority="598" w:unhideWhenUsed="0"/>
-    <w:lsdException w:name="Medium List 1 Accent 1" w:semiHidden="0" w:uiPriority="599" w:unhideWhenUsed="0"/>
+    <w:lsdException w:name="Light Shading" w:semiHidden="0" w:uiPriority="822" w:unhideWhenUsed="0"/>
+    <w:lsdException w:name="Light List" w:semiHidden="0" w:uiPriority="823" w:unhideWhenUsed="0"/>
+    <w:lsdException w:name="Light Grid" w:semiHidden="0" w:uiPriority="824" w:unhideWhenUsed="0"/>
+    <w:lsdException w:name="Medium Shading 1" w:semiHidden="0" w:uiPriority="825" w:unhideWhenUsed="0"/>
+    <w:lsdException w:name="Medium Shading 2" w:semiHidden="0" w:uiPriority="1432" w:unhideWhenUsed="0"/>
+    <w:lsdException w:name="Medium List 1" w:semiHidden="0" w:uiPriority="1433" w:unhideWhenUsed="0"/>
+    <w:lsdException w:name="Medium List 2" w:semiHidden="0" w:uiPriority="1536" w:unhideWhenUsed="0"/>
+    <w:lsdException w:name="Medium Grid 1" w:semiHidden="0" w:uiPriority="1537" w:unhideWhenUsed="0"/>
+    <w:lsdException w:name="Medium Grid 2" w:semiHidden="0" w:uiPriority="1544" w:unhideWhenUsed="0"/>
+    <w:lsdException w:name="Medium Grid 3" w:semiHidden="0" w:uiPriority="1545" w:unhideWhenUsed="0"/>
+    <w:lsdException w:name="Dark List" w:semiHidden="0" w:uiPriority="1576" w:unhideWhenUsed="0"/>
+    <w:lsdException w:name="Colorful Shading" w:semiHidden="0" w:uiPriority="1577" w:unhideWhenUsed="0"/>
+    <w:lsdException w:name="Colorful List" w:semiHidden="0" w:uiPriority="1584" w:unhideWhenUsed="0"/>
+    <w:lsdException w:name="Colorful Grid" w:semiHidden="0" w:uiPriority="1585" w:unhideWhenUsed="0"/>
+    <w:lsdException w:name="Light Shading Accent 1" w:semiHidden="0" w:uiPriority="822" w:unhideWhenUsed="0"/>
+    <w:lsdException w:name="Light List Accent 1" w:semiHidden="0" w:uiPriority="823" w:unhideWhenUsed="0"/>
+    <w:lsdException w:name="Light Grid Accent 1" w:semiHidden="0" w:uiPriority="824" w:unhideWhenUsed="0"/>
+    <w:lsdException w:name="Medium Shading 1 Accent 1" w:semiHidden="0" w:uiPriority="825" w:unhideWhenUsed="0"/>
+    <w:lsdException w:name="Medium Shading 2 Accent 1" w:semiHidden="0" w:uiPriority="1432" w:unhideWhenUsed="0"/>
+    <w:lsdException w:name="Medium List 1 Accent 1" w:semiHidden="0" w:uiPriority="1433" w:unhideWhenUsed="0"/>
     <w:lsdException w:name="Revision" w:unhideWhenUsed="0"/>
-    <w:lsdException w:name="List Paragraph" w:semiHidden="0" w:uiPriority="130" w:unhideWhenUsed="0" w:qFormat="1"/>
-    <w:lsdException w:name="Quote" w:semiHidden="0" w:uiPriority="101" w:unhideWhenUsed="0" w:qFormat="1"/>
-    <w:lsdException w:name="Intense Quote" w:semiHidden="0" w:uiPriority="114" w:unhideWhenUsed="0" w:qFormat="1"/>
-    <w:lsdException w:name="Medium List 2 Accent 1" w:semiHidden="0" w:uiPriority="600" w:unhideWhenUsed="0"/>
-    <w:lsdException w:name="Medium Grid 1 Accent 1" w:semiHidden="0" w:uiPriority="601" w:unhideWhenUsed="0"/>
-    <w:lsdException w:name="Medium Grid 2 Accent 1" w:semiHidden="0" w:uiPriority="608" w:unhideWhenUsed="0"/>
-    <w:lsdException w:name="Medium Grid 3 Accent 1" w:semiHidden="0" w:uiPriority="609" w:unhideWhenUsed="0"/>
-    <w:lsdException w:name="Dark List Accent 1" w:semiHidden="0" w:uiPriority="628" w:unhideWhenUsed="0"/>
-    <w:lsdException w:name="Colorful Shading Accent 1" w:semiHidden="0" w:uiPriority="629" w:unhideWhenUsed="0"/>
-    <w:lsdException w:name="Colorful List Accent 1" w:semiHidden="0" w:uiPriority="630" w:unhideWhenUsed="0"/>
-    <w:lsdException w:name="Colorful Grid Accent 1" w:semiHidden="0" w:uiPriority="631" w:unhideWhenUsed="0"/>
-    <w:lsdException w:name="Light Shading Accent 2" w:semiHidden="0" w:uiPriority="336" w:unhideWhenUsed="0"/>
-    <w:lsdException w:name="Light List Accent 2" w:semiHidden="0" w:uiPriority="337" w:unhideWhenUsed="0"/>
-    <w:lsdException w:name="Light Grid Accent 2" w:semiHidden="0" w:uiPriority="338" w:unhideWhenUsed="0"/>
-    <w:lsdException w:name="Medium Shading 1 Accent 2" w:semiHidden="0" w:uiPriority="339" w:unhideWhenUsed="0"/>
-    <w:lsdException w:name="Medium Shading 2 Accent 2" w:semiHidden="0" w:uiPriority="598" w:unhideWhenUsed="0"/>
-    <w:lsdException w:name="Medium List 1 Accent 2" w:semiHidden="0" w:uiPriority="599" w:unhideWhenUsed="0"/>
-    <w:lsdException w:name="Medium List 2 Accent 2" w:semiHidden="0" w:uiPriority="600" w:unhideWhenUsed="0"/>
-    <w:lsdException w:name="Medium Grid 1 Accent 2" w:semiHidden="0" w:uiPriority="601" w:unhideWhenUsed="0"/>
-    <w:lsdException w:name="Medium Grid 2 Accent 2" w:semiHidden="0" w:uiPriority="608" w:unhideWhenUsed="0"/>
-    <w:lsdException w:name="Medium Grid 3 Accent 2" w:semiHidden="0" w:uiPriority="609" w:unhideWhenUsed="0"/>
-    <w:lsdException w:name="Dark List Accent 2" w:semiHidden="0" w:uiPriority="628" w:unhideWhenUsed="0"/>
-    <w:lsdException w:name="Colorful Shading Accent 2" w:semiHidden="0" w:uiPriority="629" w:unhideWhenUsed="0"/>
-    <w:lsdException w:name="Colorful List Accent 2" w:semiHidden="0" w:uiPriority="630" w:unhideWhenUsed="0"/>
-    <w:lsdException w:name="Colorful Grid Accent 2" w:semiHidden="0" w:uiPriority="631" w:unhideWhenUsed="0"/>
-    <w:lsdException w:name="Light Shading Accent 3" w:semiHidden="0" w:uiPriority="336" w:unhideWhenUsed="0"/>
-    <w:lsdException w:name="Light List Accent 3" w:semiHidden="0" w:uiPriority="337" w:unhideWhenUsed="0"/>
-    <w:lsdException w:name="Light Grid Accent 3" w:semiHidden="0" w:uiPriority="338" w:unhideWhenUsed="0"/>
-    <w:lsdException w:name="Medium Shading 1 Accent 3" w:semiHidden="0" w:uiPriority="339" w:unhideWhenUsed="0"/>
-    <w:lsdException w:name="Medium Shading 2 Accent 3" w:semiHidden="0" w:uiPriority="598" w:unhideWhenUsed="0"/>
-    <w:lsdException w:name="Medium List 1 Accent 3" w:semiHidden="0" w:uiPriority="599" w:unhideWhenUsed="0"/>
-    <w:lsdException w:name="Medium List 2 Accent 3" w:semiHidden="0" w:uiPriority="600" w:unhideWhenUsed="0"/>
-    <w:lsdException w:name="Medium Grid 1 Accent 3" w:semiHidden="0" w:uiPriority="601" w:unhideWhenUsed="0"/>
-    <w:lsdException w:name="Medium Grid 2 Accent 3" w:semiHidden="0" w:uiPriority="608" w:unhideWhenUsed="0"/>
-    <w:lsdException w:name="Medium Grid 3 Accent 3" w:semiHidden="0" w:uiPriority="609" w:unhideWhenUsed="0"/>
-    <w:lsdException w:name="Dark List Accent 3" w:semiHidden="0" w:uiPriority="628" w:unhideWhenUsed="0"/>
-    <w:lsdException w:name="Colorful Shading Accent 3" w:semiHidden="0" w:uiPriority="629" w:unhideWhenUsed="0"/>
-    <w:lsdException w:name="Colorful List Accent 3" w:semiHidden="0" w:uiPriority="630" w:unhideWhenUsed="0"/>
-    <w:lsdException w:name="Colorful Grid Accent 3" w:semiHidden="0" w:uiPriority="631" w:unhideWhenUsed="0"/>
-    <w:lsdException w:name="Light Shading Accent 4" w:semiHidden="0" w:uiPriority="336" w:unhideWhenUsed="0"/>
-    <w:lsdException w:name="Light List Accent 4" w:semiHidden="0" w:uiPriority="337" w:unhideWhenUsed="0"/>
-    <w:lsdException w:name="Light Grid Accent 4" w:semiHidden="0" w:uiPriority="338" w:unhideWhenUsed="0"/>
-    <w:lsdException w:name="Medium Shading 1 Accent 4" w:semiHidden="0" w:uiPriority="339" w:unhideWhenUsed="0"/>
-    <w:lsdException w:name="Medium Shading 2 Accent 4" w:semiHidden="0" w:uiPriority="598" w:unhideWhenUsed="0"/>
-    <w:lsdException w:name="Medium List 1 Accent 4" w:semiHidden="0" w:uiPriority="599" w:unhideWhenUsed="0"/>
-    <w:lsdException w:name="Medium List 2 Accent 4" w:semiHidden="0" w:uiPriority="600" w:unhideWhenUsed="0"/>
-    <w:lsdException w:name="Medium Grid 1 Accent 4" w:semiHidden="0" w:uiPriority="601" w:unhideWhenUsed="0"/>
-    <w:lsdException w:name="Medium Grid 2 Accent 4" w:semiHidden="0" w:uiPriority="608" w:unhideWhenUsed="0"/>
-    <w:lsdException w:name="Medium Grid 3 Accent 4" w:semiHidden="0" w:uiPriority="609" w:unhideWhenUsed="0"/>
-    <w:lsdException w:name="Dark List Accent 4" w:semiHidden="0" w:uiPriority="628" w:unhideWhenUsed="0"/>
-    <w:lsdException w:name="Colorful Shading Accent 4" w:semiHidden="0" w:uiPriority="629" w:unhideWhenUsed="0"/>
-    <w:lsdException w:name="Colorful List Accent 4" w:semiHidden="0" w:uiPriority="630" w:unhideWhenUsed="0"/>
-    <w:lsdException w:name="Colorful Grid Accent 4" w:semiHidden="0" w:uiPriority="631" w:unhideWhenUsed="0"/>
-    <w:lsdException w:name="Light Shading Accent 5" w:semiHidden="0" w:uiPriority="336" w:unhideWhenUsed="0"/>
-    <w:lsdException w:name="Light List Accent 5" w:semiHidden="0" w:uiPriority="337" w:unhideWhenUsed="0"/>
-    <w:lsdException w:name="Light Grid Accent 5" w:semiHidden="0" w:uiPriority="338" w:unhideWhenUsed="0"/>
-    <w:lsdException w:name="Medium Shading 1 Accent 5" w:semiHidden="0" w:uiPriority="339" w:unhideWhenUsed="0"/>
-    <w:lsdException w:name="Medium Shading 2 Accent 5" w:semiHidden="0" w:uiPriority="598" w:unhideWhenUsed="0"/>
-    <w:lsdException w:name="Medium List 1 Accent 5" w:semiHidden="0" w:uiPriority="599" w:unhideWhenUsed="0"/>
-    <w:lsdException w:name="Medium List 2 Accent 5" w:semiHidden="0" w:uiPriority="600" w:unhideWhenUsed="0"/>
-    <w:lsdException w:name="Medium Grid 1 Accent 5" w:semiHidden="0" w:uiPriority="601" w:unhideWhenUsed="0"/>
-    <w:lsdException w:name="Medium Grid 2 Accent 5" w:semiHidden="0" w:uiPriority="608" w:unhideWhenUsed="0"/>
-    <w:lsdException w:name="Medium Grid 3 Accent 5" w:semiHidden="0" w:uiPriority="609" w:unhideWhenUsed="0"/>
-    <w:lsdException w:name="Dark List Accent 5" w:semiHidden="0" w:uiPriority="628" w:unhideWhenUsed="0"/>
-    <w:lsdException w:name="Colorful Shading Accent 5" w:semiHidden="0" w:uiPriority="629" w:unhideWhenUsed="0"/>
-    <w:lsdException w:name="Colorful List Accent 5" w:semiHidden="0" w:uiPriority="630" w:unhideWhenUsed="0"/>
-    <w:lsdException w:name="Colorful Grid Accent 5" w:semiHidden="0" w:uiPriority="631" w:unhideWhenUsed="0"/>
-    <w:lsdException w:name="Light Shading Accent 6" w:semiHidden="0" w:uiPriority="336" w:unhideWhenUsed="0"/>
-    <w:lsdException w:name="Light List Accent 6" w:semiHidden="0" w:uiPriority="337" w:unhideWhenUsed="0"/>
-    <w:lsdException w:name="Light Grid Accent 6" w:semiHidden="0" w:uiPriority="338" w:unhideWhenUsed="0"/>
-    <w:lsdException w:name="Medium Shading 1 Accent 6" w:semiHidden="0" w:uiPriority="339" w:unhideWhenUsed="0"/>
-    <w:lsdException w:name="Medium Shading 2 Accent 6" w:semiHidden="0" w:uiPriority="598" w:unhideWhenUsed="0"/>
-    <w:lsdException w:name="Medium List 1 Accent 6" w:semiHidden="0" w:uiPriority="599" w:unhideWhenUsed="0"/>
-    <w:lsdException w:name="Medium List 2 Accent 6" w:semiHidden="0" w:uiPriority="600" w:unhideWhenUsed="0"/>
-    <w:lsdException w:name="Medium Grid 1 Accent 6" w:semiHidden="0" w:uiPriority="601" w:unhideWhenUsed="0"/>
-    <w:lsdException w:name="Medium Grid 2 Accent 6" w:semiHidden="0" w:uiPriority="608" w:unhideWhenUsed="0"/>
-    <w:lsdException w:name="Medium Grid 3 Accent 6" w:semiHidden="0" w:uiPriority="609" w:unhideWhenUsed="0"/>
-    <w:lsdException w:name="Dark List Accent 6" w:semiHidden="0" w:uiPriority="628" w:unhideWhenUsed="0"/>
-    <w:lsdException w:name="Colorful Shading Accent 6" w:semiHidden="0" w:uiPriority="629" w:unhideWhenUsed="0"/>
-    <w:lsdException w:name="Colorful List Accent 6" w:semiHidden="0" w:uiPriority="630" w:unhideWhenUsed="0"/>
-    <w:lsdException w:name="Colorful Grid Accent 6" w:semiHidden="0" w:uiPriority="631" w:unhideWhenUsed="0"/>
-    <w:lsdException w:name="Subtle Emphasis" w:semiHidden="0" w:uiPriority="55" w:unhideWhenUsed="0" w:qFormat="1"/>
-    <w:lsdException w:name="Intense Emphasis" w:semiHidden="0" w:uiPriority="81" w:unhideWhenUsed="0" w:qFormat="1"/>
-    <w:lsdException w:name="Subtle Reference" w:semiHidden="0" w:uiPriority="115" w:unhideWhenUsed="0" w:qFormat="1"/>
-    <w:lsdException w:name="Intense Reference" w:semiHidden="0" w:uiPriority="128" w:unhideWhenUsed="0" w:qFormat="1"/>
-    <w:lsdException w:name="Book Title" w:semiHidden="0" w:uiPriority="129" w:unhideWhenUsed="0" w:qFormat="1"/>
-    <w:lsdException w:name="Bibliography" w:uiPriority="133"/>
-    <w:lsdException w:name="TOC Heading" w:uiPriority="135" w:qFormat="1"/>
+    <w:lsdException w:name="List Paragraph" w:semiHidden="0" w:uiPriority="304" w:unhideWhenUsed="0" w:qFormat="1"/>
+    <w:lsdException w:name="Quote" w:semiHidden="0" w:uiPriority="257" w:unhideWhenUsed="0" w:qFormat="1"/>
+    <w:lsdException w:name="Intense Quote" w:semiHidden="0" w:uiPriority="276" w:unhideWhenUsed="0" w:qFormat="1"/>
+    <w:lsdException w:name="Medium List 2 Accent 1" w:semiHidden="0" w:uiPriority="1536" w:unhideWhenUsed="0"/>
+    <w:lsdException w:name="Medium Grid 1 Accent 1" w:semiHidden="0" w:uiPriority="1537" w:unhideWhenUsed="0"/>
+    <w:lsdException w:name="Medium Grid 2 Accent 1" w:semiHidden="0" w:uiPriority="1544" w:unhideWhenUsed="0"/>
+    <w:lsdException w:name="Medium Grid 3 Accent 1" w:semiHidden="0" w:uiPriority="1545" w:unhideWhenUsed="0"/>
+    <w:lsdException w:name="Dark List Accent 1" w:semiHidden="0" w:uiPriority="1576" w:unhideWhenUsed="0"/>
+    <w:lsdException w:name="Colorful Shading Accent 1" w:semiHidden="0" w:uiPriority="1577" w:unhideWhenUsed="0"/>
+    <w:lsdException w:name="Colorful List Accent 1" w:semiHidden="0" w:uiPriority="1584" w:unhideWhenUsed="0"/>
+    <w:lsdException w:name="Colorful Grid Accent 1" w:semiHidden="0" w:uiPriority="1585" w:unhideWhenUsed="0"/>
+    <w:lsdException w:name="Light Shading Accent 2" w:semiHidden="0" w:uiPriority="822" w:unhideWhenUsed="0"/>
+    <w:lsdException w:name="Light List Accent 2" w:semiHidden="0" w:uiPriority="823" w:unhideWhenUsed="0"/>
+    <w:lsdException w:name="Light Grid Accent 2" w:semiHidden="0" w:uiPriority="824" w:unhideWhenUsed="0"/>
+    <w:lsdException w:name="Medium Shading 1 Accent 2" w:semiHidden="0" w:uiPriority="825" w:unhideWhenUsed="0"/>
+    <w:lsdException w:name="Medium Shading 2 Accent 2" w:semiHidden="0" w:uiPriority="1432" w:unhideWhenUsed="0"/>
+    <w:lsdException w:name="Medium List 1 Accent 2" w:semiHidden="0" w:uiPriority="1433" w:unhideWhenUsed="0"/>
+    <w:lsdException w:name="Medium List 2 Accent 2" w:semiHidden="0" w:uiPriority="1536" w:unhideWhenUsed="0"/>
+    <w:lsdException w:name="Medium Grid 1 Accent 2" w:semiHidden="0" w:uiPriority="1537" w:unhideWhenUsed="0"/>
+    <w:lsdException w:name="Medium Grid 2 Accent 2" w:semiHidden="0" w:uiPriority="1544" w:unhideWhenUsed="0"/>
+    <w:lsdException w:name="Medium Grid 3 Accent 2" w:semiHidden="0" w:uiPriority="1545" w:unhideWhenUsed="0"/>
+    <w:lsdException w:name="Dark List Accent 2" w:semiHidden="0" w:uiPriority="1576" w:unhideWhenUsed="0"/>
+    <w:lsdException w:name="Colorful Shading Accent 2" w:semiHidden="0" w:uiPriority="1577" w:unhideWhenUsed="0"/>
+    <w:lsdException w:name="Colorful List Accent 2" w:semiHidden="0" w:uiPriority="1584" w:unhideWhenUsed="0"/>
+    <w:lsdException w:name="Colorful Grid Accent 2" w:semiHidden="0" w:uiPriority="1585" w:unhideWhenUsed="0"/>
+    <w:lsdException w:name="Light Shading Accent 3" w:semiHidden="0" w:uiPriority="822" w:unhideWhenUsed="0"/>
+    <w:lsdException w:name="Light List Accent 3" w:semiHidden="0" w:uiPriority="823" w:unhideWhenUsed="0"/>
+    <w:lsdException w:name="Light Grid Accent 3" w:semiHidden="0" w:uiPriority="824" w:unhideWhenUsed="0"/>
+    <w:lsdException w:name="Medium Shading 1 Accent 3" w:semiHidden="0" w:uiPriority="825" w:unhideWhenUsed="0"/>
+    <w:lsdException w:name="Medium Shading 2 Accent 3" w:semiHidden="0" w:uiPriority="1432" w:unhideWhenUsed="0"/>
+    <w:lsdException w:name="Medium List 1 Accent 3" w:semiHidden="0" w:uiPriority="1433" w:unhideWhenUsed="0"/>
+    <w:lsdException w:name="Medium List 2 Accent 3" w:semiHidden="0" w:uiPriority="1536" w:unhideWhenUsed="0"/>
+    <w:lsdException w:name="Medium Grid 1 Accent 3" w:semiHidden="0" w:uiPriority="1537" w:unhideWhenUsed="0"/>
+    <w:lsdException w:name="Medium Grid 2 Accent 3" w:semiHidden="0" w:uiPriority="1544" w:unhideWhenUsed="0"/>
+    <w:lsdException w:name="Medium Grid 3 Accent 3" w:semiHidden="0" w:uiPriority="1545" w:unhideWhenUsed="0"/>
+    <w:lsdException w:name="Dark List Accent 3" w:semiHidden="0" w:uiPriority="1576" w:unhideWhenUsed="0"/>
+    <w:lsdException w:name="Colorful Shading Accent 3" w:semiHidden="0" w:uiPriority="1577" w:unhideWhenUsed="0"/>
+    <w:lsdException w:name="Colorful List Accent 3" w:semiHidden="0" w:uiPriority="1584" w:unhideWhenUsed="0"/>
+    <w:lsdException w:name="Colorful Grid Accent 3" w:semiHidden="0" w:uiPriority="1585" w:unhideWhenUsed="0"/>
+    <w:lsdException w:name="Light Shading Accent 4" w:semiHidden="0" w:uiPriority="822" w:unhideWhenUsed="0"/>
+    <w:lsdException w:name="Light List Accent 4" w:semiHidden="0" w:uiPriority="823" w:unhideWhenUsed="0"/>
+    <w:lsdException w:name="Light Grid Accent 4" w:semiHidden="0" w:uiPriority="824" w:unhideWhenUsed="0"/>
+    <w:lsdException w:name="Medium Shading 1 Accent 4" w:semiHidden="0" w:uiPriority="825" w:unhideWhenUsed="0"/>
+    <w:lsdException w:name="Medium Shading 2 Accent 4" w:semiHidden="0" w:uiPriority="1432" w:unhideWhenUsed="0"/>
+    <w:lsdException w:name="Medium List 1 Accent 4" w:semiHidden="0" w:uiPriority="1433" w:unhideWhenUsed="0"/>
+    <w:lsdException w:name="Medium List 2 Accent 4" w:semiHidden="0" w:uiPriority="1536" w:unhideWhenUsed="0"/>
+    <w:lsdException w:name="Medium Grid 1 Accent 4" w:semiHidden="0" w:uiPriority="1537" w:unhideWhenUsed="0"/>
+    <w:lsdException w:name="Medium Grid 2 Accent 4" w:semiHidden="0" w:uiPriority="1544" w:unhideWhenUsed="0"/>
+    <w:lsdException w:name="Medium Grid 3 Accent 4" w:semiHidden="0" w:uiPriority="1545" w:unhideWhenUsed="0"/>
+    <w:lsdException w:name="Dark List Accent 4" w:semiHidden="0" w:uiPriority="1576" w:unhideWhenUsed="0"/>
+    <w:lsdException w:name="Colorful Shading Accent 4" w:semiHidden="0" w:uiPriority="1577" w:unhideWhenUsed="0"/>
+    <w:lsdException w:name="Colorful List Accent 4" w:semiHidden="0" w:uiPriority="1584" w:unhideWhenUsed="0"/>
+    <w:lsdException w:name="Colorful Grid Accent 4" w:semiHidden="0" w:uiPriority="1585" w:unhideWhenUsed="0"/>
+    <w:lsdException w:name="Light Shading Accent 5" w:semiHidden="0" w:uiPriority="822" w:unhideWhenUsed="0"/>
+    <w:lsdException w:name="Light List Accent 5" w:semiHidden="0" w:uiPriority="823" w:unhideWhenUsed="0"/>
+    <w:lsdException w:name="Light Grid Accent 5" w:semiHidden="0" w:uiPriority="824" w:unhideWhenUsed="0"/>
+    <w:lsdException w:name="Medium Shading 1 Accent 5" w:semiHidden="0" w:uiPriority="825" w:unhideWhenUsed="0"/>
+    <w:lsdException w:name="Medium Shading 2 Accent 5" w:semiHidden="0" w:uiPriority="1432" w:unhideWhenUsed="0"/>
+    <w:lsdException w:name="Medium List 1 Accent 5" w:semiHidden="0" w:uiPriority="1433" w:unhideWhenUsed="0"/>
+    <w:lsdException w:name="Medium List 2 Accent 5" w:semiHidden="0" w:uiPriority="1536" w:unhideWhenUsed="0"/>
+    <w:lsdException w:name="Medium Grid 1 Accent 5" w:semiHidden="0" w:uiPriority="1537" w:unhideWhenUsed="0"/>
+    <w:lsdException w:name="Medium Grid 2 Accent 5" w:semiHidden="0" w:uiPriority="1544" w:unhideWhenUsed="0"/>
+    <w:lsdException w:name="Medium Grid 3 Accent 5" w:semiHidden="0" w:uiPriority="1545" w:unhideWhenUsed="0"/>
+    <w:lsdException w:name="Dark List Accent 5" w:semiHidden="0" w:uiPriority="1576" w:unhideWhenUsed="0"/>
+    <w:lsdException w:name="Colorful Shading Accent 5" w:semiHidden="0" w:uiPriority="1577" w:unhideWhenUsed="0"/>
+    <w:lsdException w:name="Colorful List Accent 5" w:semiHidden="0" w:uiPriority="1584" w:unhideWhenUsed="0"/>
+    <w:lsdException w:name="Colorful Grid Accent 5" w:semiHidden="0" w:uiPriority="1585" w:unhideWhenUsed="0"/>
+    <w:lsdException w:name="Light Shading Accent 6" w:semiHidden="0" w:uiPriority="822" w:unhideWhenUsed="0"/>
+    <w:lsdException w:name="Light List Accent 6" w:semiHidden="0" w:uiPriority="823" w:unhideWhenUsed="0"/>
+    <w:lsdException w:name="Light Grid Accent 6" w:semiHidden="0" w:uiPriority="824" w:unhideWhenUsed="0"/>
+    <w:lsdException w:name="Medium Shading 1 Accent 6" w:semiHidden="0" w:uiPriority="825" w:unhideWhenUsed="0"/>
+    <w:lsdException w:name="Medium Shading 2 Accent 6" w:semiHidden="0" w:uiPriority="1432" w:unhideWhenUsed="0"/>
+    <w:lsdException w:name="Medium List 1 Accent 6" w:semiHidden="0" w:uiPriority="1433" w:unhideWhenUsed="0"/>
+    <w:lsdException w:name="Medium List 2 Accent 6" w:semiHidden="0" w:uiPriority="1536" w:unhideWhenUsed="0"/>
+    <w:lsdException w:name="Medium Grid 1 Accent 6" w:semiHidden="0" w:uiPriority="1537" w:unhideWhenUsed="0"/>
+    <w:lsdException w:name="Medium Grid 2 Accent 6" w:semiHidden="0" w:uiPriority="1544" w:unhideWhenUsed="0"/>
+    <w:lsdException w:name="Medium Grid 3 Accent 6" w:semiHidden="0" w:uiPriority="1545" w:unhideWhenUsed="0"/>
+    <w:lsdException w:name="Dark List Accent 6" w:semiHidden="0" w:uiPriority="1576" w:unhideWhenUsed="0"/>
+    <w:lsdException w:name="Colorful Shading Accent 6" w:semiHidden="0" w:uiPriority="1577" w:unhideWhenUsed="0"/>
+    <w:lsdException w:name="Colorful List Accent 6" w:semiHidden="0" w:uiPriority="1584" w:unhideWhenUsed="0"/>
+    <w:lsdException w:name="Colorful Grid Accent 6" w:semiHidden="0" w:uiPriority="1585" w:unhideWhenUsed="0"/>
+    <w:lsdException w:name="Subtle Emphasis" w:semiHidden="0" w:uiPriority="85" w:unhideWhenUsed="0" w:qFormat="1"/>
+    <w:lsdException w:name="Intense Emphasis" w:semiHidden="0" w:uiPriority="129" w:unhideWhenUsed="0" w:qFormat="1"/>
+    <w:lsdException w:name="Subtle Reference" w:semiHidden="0" w:uiPriority="277" w:unhideWhenUsed="0" w:qFormat="1"/>
+    <w:lsdException w:name="Intense Reference" w:semiHidden="0" w:uiPriority="296" w:unhideWhenUsed="0" w:qFormat="1"/>
+    <w:lsdException w:name="Book Title" w:semiHidden="0" w:uiPriority="297" w:unhideWhenUsed="0" w:qFormat="1"/>
+    <w:lsdException w:name="Bibliography" w:uiPriority="307"/>
+    <w:lsdException w:name="TOC Heading" w:uiPriority="309" w:qFormat="1"/>
   </w:latentStyles>
   <w:style w:type="paragraph" w:default="1" w:styleId="Normal">
     <w:name w:val="Normal"/>
